--- a/docs/procedure/template/UL-QP-18-05(01) 자체점검표.docx
+++ b/docs/procedure/template/UL-QP-18-05(01) 자체점검표.docx
@@ -49,7 +49,7 @@
               <w:wordWrap/>
               <w:jc w:val="center"/>
               <w:rPr>
-                <w:rFonts w:ascii="굴림체" w:eastAsia="굴림체" w:hAnsi="굴림체"/>
+                <w:rFonts w:ascii="GulimChe" w:eastAsia="GulimChe" w:hAnsi="GulimChe"/>
                 <w:b/>
                 <w:bCs/>
                 <w:sz w:val="22"/>
@@ -60,7 +60,7 @@
             <w:bookmarkEnd w:id="0"/>
             <w:r>
               <w:rPr>
-                <w:rFonts w:ascii="굴림체" w:eastAsia="굴림체" w:hAnsi="굴림체" w:hint="eastAsia"/>
+                <w:rFonts w:ascii="GulimChe" w:eastAsia="GulimChe" w:hAnsi="GulimChe" w:hint="eastAsia"/>
                 <w:b/>
                 <w:bCs/>
                 <w:sz w:val="22"/>
@@ -86,19 +86,11 @@
               <w:wordWrap/>
               <w:jc w:val="center"/>
               <w:rPr>
-                <w:rFonts w:ascii="굴림체" w:eastAsia="굴림체" w:hAnsi="굴림체"/>
-                <w:sz w:val="22"/>
-                <w:szCs w:val="22"/>
-              </w:rPr>
-            </w:pPr>
-            <w:r>
-              <w:rPr>
-                <w:rFonts w:ascii="굴림체" w:eastAsia="굴림체" w:hAnsi="굴림체" w:hint="eastAsia"/>
-                <w:sz w:val="22"/>
-                <w:szCs w:val="22"/>
-              </w:rPr>
-              <w:t>비교정기기</w:t>
-            </w:r>
+                <w:rFonts w:ascii="GulimChe" w:eastAsia="GulimChe" w:hAnsi="GulimChe"/>
+                <w:sz w:val="22"/>
+                <w:szCs w:val="22"/>
+              </w:rPr>
+            </w:pPr>
           </w:p>
         </w:tc>
         <w:tc>
@@ -117,7 +109,7 @@
               <w:wordWrap/>
               <w:jc w:val="center"/>
               <w:rPr>
-                <w:rFonts w:ascii="굴림체" w:eastAsia="굴림체" w:hAnsi="굴림체"/>
+                <w:rFonts w:ascii="GulimChe" w:eastAsia="GulimChe" w:hAnsi="GulimChe"/>
                 <w:b/>
                 <w:bCs/>
                 <w:sz w:val="22"/>
@@ -126,7 +118,7 @@
             </w:pPr>
             <w:r>
               <w:rPr>
-                <w:rFonts w:ascii="굴림체" w:eastAsia="굴림체" w:hAnsi="굴림체" w:hint="eastAsia"/>
+                <w:rFonts w:ascii="GulimChe" w:eastAsia="GulimChe" w:hAnsi="GulimChe" w:hint="eastAsia"/>
                 <w:b/>
                 <w:bCs/>
                 <w:sz w:val="22"/>
@@ -152,27 +144,11 @@
               <w:wordWrap/>
               <w:jc w:val="center"/>
               <w:rPr>
-                <w:rFonts w:ascii="굴림체" w:eastAsia="굴림체" w:hAnsi="굴림체"/>
-                <w:sz w:val="22"/>
-                <w:szCs w:val="22"/>
-              </w:rPr>
-            </w:pPr>
-            <w:r>
-              <w:rPr>
-                <w:rFonts w:ascii="굴림체" w:eastAsia="굴림체" w:hAnsi="굴림체" w:hint="eastAsia"/>
-                <w:sz w:val="22"/>
-                <w:szCs w:val="22"/>
-              </w:rPr>
-              <w:t>R</w:t>
-            </w:r>
-            <w:r>
-              <w:rPr>
-                <w:rFonts w:ascii="굴림체" w:eastAsia="굴림체" w:hAnsi="굴림체"/>
-                <w:sz w:val="22"/>
-                <w:szCs w:val="22"/>
-              </w:rPr>
-              <w:t>F</w:t>
-            </w:r>
+                <w:rFonts w:ascii="GulimChe" w:eastAsia="GulimChe" w:hAnsi="GulimChe"/>
+                <w:sz w:val="22"/>
+                <w:szCs w:val="22"/>
+              </w:rPr>
+            </w:pPr>
           </w:p>
         </w:tc>
       </w:tr>
@@ -198,7 +174,7 @@
               <w:wordWrap/>
               <w:jc w:val="center"/>
               <w:rPr>
-                <w:rFonts w:ascii="굴림체" w:eastAsia="굴림체" w:hAnsi="굴림체"/>
+                <w:rFonts w:ascii="GulimChe" w:eastAsia="GulimChe" w:hAnsi="GulimChe"/>
                 <w:b/>
                 <w:bCs/>
                 <w:sz w:val="22"/>
@@ -207,7 +183,7 @@
             </w:pPr>
             <w:r>
               <w:rPr>
-                <w:rFonts w:ascii="굴림체" w:eastAsia="굴림체" w:hAnsi="굴림체" w:hint="eastAsia"/>
+                <w:rFonts w:ascii="GulimChe" w:eastAsia="GulimChe" w:hAnsi="GulimChe" w:hint="eastAsia"/>
                 <w:b/>
                 <w:bCs/>
                 <w:sz w:val="22"/>
@@ -233,27 +209,11 @@
               <w:wordWrap/>
               <w:jc w:val="center"/>
               <w:rPr>
-                <w:rFonts w:ascii="굴림체" w:eastAsia="굴림체" w:hAnsi="굴림체"/>
-                <w:sz w:val="22"/>
-                <w:szCs w:val="22"/>
-              </w:rPr>
-            </w:pPr>
-            <w:r>
-              <w:rPr>
-                <w:rFonts w:ascii="굴림체" w:eastAsia="굴림체" w:hAnsi="굴림체"/>
-                <w:sz w:val="22"/>
-                <w:szCs w:val="22"/>
-              </w:rPr>
-              <w:t>SUW-E0</w:t>
-            </w:r>
-            <w:r>
-              <w:rPr>
-                <w:rFonts w:ascii="굴림체" w:eastAsia="굴림체" w:hAnsi="굴림체"/>
-                <w:sz w:val="22"/>
-                <w:szCs w:val="22"/>
-              </w:rPr>
-              <w:t>067</w:t>
-            </w:r>
+                <w:rFonts w:ascii="GulimChe" w:eastAsia="GulimChe" w:hAnsi="GulimChe"/>
+                <w:sz w:val="22"/>
+                <w:szCs w:val="22"/>
+              </w:rPr>
+            </w:pPr>
           </w:p>
         </w:tc>
         <w:tc>
@@ -272,7 +232,7 @@
               <w:wordWrap/>
               <w:jc w:val="center"/>
               <w:rPr>
-                <w:rFonts w:ascii="굴림체" w:eastAsia="굴림체" w:hAnsi="굴림체"/>
+                <w:rFonts w:ascii="GulimChe" w:eastAsia="GulimChe" w:hAnsi="GulimChe"/>
                 <w:b/>
                 <w:bCs/>
                 <w:sz w:val="22"/>
@@ -281,7 +241,7 @@
             </w:pPr>
             <w:r>
               <w:rPr>
-                <w:rFonts w:ascii="굴림체" w:eastAsia="굴림체" w:hAnsi="굴림체" w:hint="eastAsia"/>
+                <w:rFonts w:ascii="GulimChe" w:eastAsia="GulimChe" w:hAnsi="GulimChe" w:hint="eastAsia"/>
                 <w:b/>
                 <w:bCs/>
                 <w:sz w:val="22"/>
@@ -307,19 +267,11 @@
               <w:wordWrap/>
               <w:jc w:val="center"/>
               <w:rPr>
-                <w:rFonts w:ascii="굴림체" w:eastAsia="굴림체" w:hAnsi="굴림체"/>
-                <w:sz w:val="22"/>
-                <w:szCs w:val="22"/>
-              </w:rPr>
-            </w:pPr>
-            <w:r>
-              <w:rPr>
-                <w:rFonts w:ascii="굴림체" w:eastAsia="굴림체" w:hAnsi="굴림체" w:hint="eastAsia"/>
-                <w:sz w:val="22"/>
-                <w:szCs w:val="22"/>
-              </w:rPr>
-              <w:t>RF Room 1</w:t>
-            </w:r>
+                <w:rFonts w:ascii="GulimChe" w:eastAsia="GulimChe" w:hAnsi="GulimChe"/>
+                <w:sz w:val="22"/>
+                <w:szCs w:val="22"/>
+              </w:rPr>
+            </w:pPr>
           </w:p>
         </w:tc>
       </w:tr>
@@ -345,7 +297,7 @@
               <w:wordWrap/>
               <w:jc w:val="center"/>
               <w:rPr>
-                <w:rFonts w:ascii="굴림체" w:eastAsia="굴림체" w:hAnsi="굴림체"/>
+                <w:rFonts w:ascii="GulimChe" w:eastAsia="GulimChe" w:hAnsi="GulimChe"/>
                 <w:b/>
                 <w:bCs/>
                 <w:sz w:val="22"/>
@@ -354,7 +306,7 @@
             </w:pPr>
             <w:r>
               <w:rPr>
-                <w:rFonts w:ascii="굴림체" w:eastAsia="굴림체" w:hAnsi="굴림체" w:hint="eastAsia"/>
+                <w:rFonts w:ascii="GulimChe" w:eastAsia="GulimChe" w:hAnsi="GulimChe" w:hint="eastAsia"/>
                 <w:b/>
                 <w:bCs/>
                 <w:sz w:val="22"/>
@@ -380,19 +332,11 @@
               <w:wordWrap/>
               <w:jc w:val="center"/>
               <w:rPr>
-                <w:rFonts w:ascii="굴림체" w:eastAsia="굴림체" w:hAnsi="굴림체"/>
-                <w:sz w:val="22"/>
-                <w:szCs w:val="22"/>
-              </w:rPr>
-            </w:pPr>
-            <w:r>
-              <w:rPr>
-                <w:rFonts w:ascii="굴림체" w:eastAsia="굴림체" w:hAnsi="굴림체"/>
-                <w:sz w:val="22"/>
-                <w:szCs w:val="22"/>
-              </w:rPr>
-              <w:t>Isolator</w:t>
-            </w:r>
+                <w:rFonts w:ascii="GulimChe" w:eastAsia="GulimChe" w:hAnsi="GulimChe"/>
+                <w:sz w:val="22"/>
+                <w:szCs w:val="22"/>
+              </w:rPr>
+            </w:pPr>
           </w:p>
         </w:tc>
         <w:tc>
@@ -411,7 +355,7 @@
               <w:wordWrap/>
               <w:jc w:val="center"/>
               <w:rPr>
-                <w:rFonts w:ascii="굴림체" w:eastAsia="굴림체" w:hAnsi="굴림체"/>
+                <w:rFonts w:ascii="GulimChe" w:eastAsia="GulimChe" w:hAnsi="GulimChe"/>
                 <w:b/>
                 <w:bCs/>
                 <w:sz w:val="22"/>
@@ -420,7 +364,7 @@
             </w:pPr>
             <w:r>
               <w:rPr>
-                <w:rFonts w:ascii="굴림체" w:eastAsia="굴림체" w:hAnsi="굴림체" w:hint="eastAsia"/>
+                <w:rFonts w:ascii="GulimChe" w:eastAsia="GulimChe" w:hAnsi="GulimChe" w:hint="eastAsia"/>
                 <w:b/>
                 <w:bCs/>
                 <w:sz w:val="22"/>
@@ -446,19 +390,11 @@
               <w:wordWrap/>
               <w:jc w:val="center"/>
               <w:rPr>
-                <w:rFonts w:ascii="굴림체" w:eastAsia="굴림체" w:hAnsi="굴림체"/>
-                <w:sz w:val="22"/>
-                <w:szCs w:val="22"/>
-              </w:rPr>
-            </w:pPr>
-            <w:r>
-              <w:rPr>
-                <w:rFonts w:ascii="굴림체" w:eastAsia="굴림체" w:hAnsi="굴림체"/>
-                <w:sz w:val="22"/>
-                <w:szCs w:val="22"/>
-              </w:rPr>
-              <w:t>IS-16</w:t>
-            </w:r>
+                <w:rFonts w:ascii="GulimChe" w:eastAsia="GulimChe" w:hAnsi="GulimChe"/>
+                <w:sz w:val="22"/>
+                <w:szCs w:val="22"/>
+              </w:rPr>
+            </w:pPr>
           </w:p>
         </w:tc>
       </w:tr>
@@ -484,7 +420,7 @@
               <w:wordWrap/>
               <w:jc w:val="center"/>
               <w:rPr>
-                <w:rFonts w:ascii="굴림체" w:eastAsia="굴림체" w:hAnsi="굴림체"/>
+                <w:rFonts w:ascii="GulimChe" w:eastAsia="GulimChe" w:hAnsi="GulimChe"/>
                 <w:b/>
                 <w:bCs/>
                 <w:sz w:val="22"/>
@@ -493,7 +429,7 @@
             </w:pPr>
             <w:r>
               <w:rPr>
-                <w:rFonts w:ascii="굴림체" w:eastAsia="굴림체" w:hAnsi="굴림체" w:hint="eastAsia"/>
+                <w:rFonts w:ascii="GulimChe" w:eastAsia="GulimChe" w:hAnsi="GulimChe" w:hint="eastAsia"/>
                 <w:b/>
                 <w:bCs/>
                 <w:sz w:val="22"/>
@@ -519,19 +455,11 @@
               <w:wordWrap/>
               <w:jc w:val="center"/>
               <w:rPr>
-                <w:rFonts w:ascii="굴림체" w:eastAsia="굴림체" w:hAnsi="굴림체"/>
-                <w:sz w:val="22"/>
-                <w:szCs w:val="22"/>
-              </w:rPr>
-            </w:pPr>
-            <w:r>
-              <w:rPr>
-                <w:rFonts w:ascii="굴림체" w:eastAsia="굴림체" w:hAnsi="굴림체" w:hint="eastAsia"/>
-                <w:sz w:val="22"/>
-                <w:szCs w:val="22"/>
-              </w:rPr>
-              <w:t>6개월</w:t>
-            </w:r>
+                <w:rFonts w:ascii="GulimChe" w:eastAsia="GulimChe" w:hAnsi="GulimChe"/>
+                <w:sz w:val="22"/>
+                <w:szCs w:val="22"/>
+              </w:rPr>
+            </w:pPr>
           </w:p>
         </w:tc>
         <w:tc>
@@ -550,7 +478,7 @@
               <w:wordWrap/>
               <w:jc w:val="center"/>
               <w:rPr>
-                <w:rFonts w:ascii="굴림체" w:eastAsia="굴림체" w:hAnsi="굴림체"/>
+                <w:rFonts w:ascii="GulimChe" w:eastAsia="GulimChe" w:hAnsi="GulimChe"/>
                 <w:b/>
                 <w:bCs/>
                 <w:sz w:val="22"/>
@@ -559,7 +487,7 @@
             </w:pPr>
             <w:r>
               <w:rPr>
-                <w:rFonts w:ascii="굴림체" w:eastAsia="굴림체" w:hint="eastAsia"/>
+                <w:rFonts w:ascii="GulimChe" w:eastAsia="GulimChe" w:hint="eastAsia"/>
                 <w:b/>
                 <w:bCs/>
                 <w:sz w:val="22"/>
@@ -585,19 +513,11 @@
               <w:wordWrap/>
               <w:jc w:val="center"/>
               <w:rPr>
-                <w:rFonts w:ascii="굴림체" w:eastAsia="굴림체" w:hAnsi="굴림체"/>
-                <w:sz w:val="22"/>
-                <w:szCs w:val="22"/>
-              </w:rPr>
-            </w:pPr>
-            <w:r>
-              <w:rPr>
-                <w:rFonts w:ascii="굴림체" w:eastAsia="굴림체" w:hAnsi="굴림체" w:hint="eastAsia"/>
-                <w:sz w:val="22"/>
-                <w:szCs w:val="22"/>
-              </w:rPr>
-              <w:t>N/A</w:t>
-            </w:r>
+                <w:rFonts w:ascii="GulimChe" w:eastAsia="GulimChe" w:hAnsi="GulimChe"/>
+                <w:sz w:val="22"/>
+                <w:szCs w:val="22"/>
+              </w:rPr>
+            </w:pPr>
           </w:p>
         </w:tc>
       </w:tr>
@@ -622,7 +542,7 @@
               <w:wordWrap/>
               <w:jc w:val="center"/>
               <w:rPr>
-                <w:rFonts w:ascii="굴림" w:eastAsia="굴림" w:hAnsi="굴림"/>
+                <w:rFonts w:ascii="Gulim" w:eastAsia="Gulim" w:hAnsi="Gulim"/>
                 <w:sz w:val="10"/>
               </w:rPr>
             </w:pPr>
@@ -651,7 +571,7 @@
               <w:wordWrap/>
               <w:jc w:val="center"/>
               <w:rPr>
-                <w:rFonts w:ascii="굴림체" w:eastAsia="굴림체" w:hAnsi="굴림체"/>
+                <w:rFonts w:ascii="GulimChe" w:eastAsia="GulimChe" w:hAnsi="GulimChe"/>
                 <w:b/>
                 <w:bCs/>
                 <w:sz w:val="22"/>
@@ -660,7 +580,7 @@
             </w:pPr>
             <w:r>
               <w:rPr>
-                <w:rFonts w:ascii="굴림체" w:eastAsia="굴림체" w:hAnsi="굴림체" w:hint="eastAsia"/>
+                <w:rFonts w:ascii="GulimChe" w:eastAsia="GulimChe" w:hAnsi="GulimChe" w:hint="eastAsia"/>
                 <w:b/>
                 <w:bCs/>
                 <w:sz w:val="22"/>
@@ -688,7 +608,7 @@
               <w:wordWrap/>
               <w:jc w:val="center"/>
               <w:rPr>
-                <w:rFonts w:ascii="굴림체" w:eastAsia="굴림체" w:hAnsi="굴림체"/>
+                <w:rFonts w:ascii="GulimChe" w:eastAsia="GulimChe" w:hAnsi="GulimChe"/>
                 <w:b/>
                 <w:bCs/>
                 <w:sz w:val="22"/>
@@ -697,7 +617,7 @@
             </w:pPr>
             <w:r>
               <w:rPr>
-                <w:rFonts w:ascii="굴림체" w:eastAsia="굴림체" w:hAnsi="굴림체" w:hint="eastAsia"/>
+                <w:rFonts w:ascii="GulimChe" w:eastAsia="GulimChe" w:hAnsi="GulimChe" w:hint="eastAsia"/>
                 <w:b/>
                 <w:bCs/>
                 <w:sz w:val="22"/>
@@ -724,7 +644,7 @@
               <w:wordWrap/>
               <w:jc w:val="center"/>
               <w:rPr>
-                <w:rFonts w:ascii="굴림체" w:eastAsia="굴림체" w:hAnsi="굴림체"/>
+                <w:rFonts w:ascii="GulimChe" w:eastAsia="GulimChe" w:hAnsi="GulimChe"/>
                 <w:b/>
                 <w:bCs/>
                 <w:sz w:val="22"/>
@@ -733,7 +653,7 @@
             </w:pPr>
             <w:r>
               <w:rPr>
-                <w:rFonts w:ascii="굴림체" w:eastAsia="굴림체" w:hAnsi="굴림체" w:hint="eastAsia"/>
+                <w:rFonts w:ascii="GulimChe" w:eastAsia="GulimChe" w:hAnsi="GulimChe" w:hint="eastAsia"/>
                 <w:b/>
                 <w:bCs/>
                 <w:sz w:val="22"/>
@@ -766,14 +686,14 @@
               <w:ind w:left="220" w:hangingChars="100" w:hanging="220"/>
               <w:jc w:val="center"/>
               <w:rPr>
-                <w:rFonts w:ascii="굴림체" w:eastAsia="굴림체" w:hAnsi="굴림체"/>
+                <w:rFonts w:ascii="GulimChe" w:eastAsia="GulimChe" w:hAnsi="GulimChe"/>
                 <w:sz w:val="22"/>
                 <w:szCs w:val="22"/>
               </w:rPr>
             </w:pPr>
             <w:r>
               <w:rPr>
-                <w:rFonts w:ascii="굴림체" w:eastAsia="굴림체" w:hAnsi="굴림체" w:hint="eastAsia"/>
+                <w:rFonts w:ascii="GulimChe" w:eastAsia="GulimChe" w:hAnsi="GulimChe" w:hint="eastAsia"/>
                 <w:sz w:val="22"/>
                 <w:szCs w:val="22"/>
               </w:rPr>
@@ -799,27 +719,11 @@
               <w:ind w:left="220" w:hangingChars="100" w:hanging="220"/>
               <w:jc w:val="center"/>
               <w:rPr>
-                <w:rFonts w:ascii="굴림체" w:eastAsia="굴림체" w:hAnsi="굴림체"/>
-                <w:sz w:val="22"/>
-                <w:szCs w:val="22"/>
-              </w:rPr>
-            </w:pPr>
-            <w:r>
-              <w:rPr>
-                <w:rFonts w:ascii="굴림체" w:eastAsia="굴림체" w:hAnsi="굴림체"/>
-                <w:sz w:val="22"/>
-                <w:szCs w:val="22"/>
-              </w:rPr>
-              <w:t xml:space="preserve">외관 </w:t>
-            </w:r>
-            <w:r>
-              <w:rPr>
-                <w:rFonts w:ascii="굴림체" w:eastAsia="굴림체" w:hAnsi="굴림체" w:hint="eastAsia"/>
-                <w:sz w:val="22"/>
-                <w:szCs w:val="22"/>
-              </w:rPr>
-              <w:t>검사</w:t>
-            </w:r>
+                <w:rFonts w:ascii="GulimChe" w:eastAsia="GulimChe" w:hAnsi="GulimChe"/>
+                <w:sz w:val="22"/>
+                <w:szCs w:val="22"/>
+              </w:rPr>
+            </w:pPr>
           </w:p>
         </w:tc>
         <w:tc>
@@ -838,19 +742,11 @@
               <w:wordWrap/>
               <w:jc w:val="center"/>
               <w:rPr>
-                <w:rFonts w:ascii="굴림체" w:eastAsia="굴림체" w:hAnsi="굴림체"/>
-                <w:sz w:val="22"/>
-                <w:szCs w:val="22"/>
-              </w:rPr>
-            </w:pPr>
-            <w:r>
-              <w:rPr>
-                <w:rFonts w:ascii="굴림체" w:eastAsia="굴림체" w:hAnsi="굴림체" w:hint="eastAsia"/>
-                <w:sz w:val="22"/>
-                <w:szCs w:val="22"/>
-              </w:rPr>
-              <w:t>이상 없음</w:t>
-            </w:r>
+                <w:rFonts w:ascii="GulimChe" w:eastAsia="GulimChe" w:hAnsi="GulimChe"/>
+                <w:sz w:val="22"/>
+                <w:szCs w:val="22"/>
+              </w:rPr>
+            </w:pPr>
           </w:p>
         </w:tc>
       </w:tr>
@@ -875,14 +771,14 @@
               <w:wordWrap/>
               <w:jc w:val="center"/>
               <w:rPr>
-                <w:rFonts w:ascii="굴림체" w:eastAsia="굴림체" w:hAnsi="굴림체"/>
+                <w:rFonts w:ascii="GulimChe" w:eastAsia="GulimChe" w:hAnsi="GulimChe"/>
                 <w:sz w:val="22"/>
                 <w:szCs w:val="22"/>
               </w:rPr>
             </w:pPr>
             <w:r>
               <w:rPr>
-                <w:rFonts w:ascii="굴림체" w:eastAsia="굴림체" w:hAnsi="굴림체" w:hint="eastAsia"/>
+                <w:rFonts w:ascii="GulimChe" w:eastAsia="GulimChe" w:hAnsi="GulimChe" w:hint="eastAsia"/>
                 <w:sz w:val="22"/>
                 <w:szCs w:val="22"/>
               </w:rPr>
@@ -907,27 +803,11 @@
               <w:wordWrap/>
               <w:jc w:val="center"/>
               <w:rPr>
-                <w:rFonts w:ascii="굴림체" w:eastAsia="굴림체" w:hAnsi="굴림체"/>
-                <w:sz w:val="22"/>
-                <w:szCs w:val="22"/>
-              </w:rPr>
-            </w:pPr>
-            <w:r>
-              <w:rPr>
-                <w:rFonts w:ascii="굴림체" w:eastAsia="굴림체" w:hAnsi="굴림체"/>
-                <w:sz w:val="22"/>
-                <w:szCs w:val="22"/>
-              </w:rPr>
-              <w:t xml:space="preserve">출력 </w:t>
-            </w:r>
-            <w:r>
-              <w:rPr>
-                <w:rFonts w:ascii="굴림체" w:eastAsia="굴림체" w:hAnsi="굴림체" w:hint="eastAsia"/>
-                <w:sz w:val="22"/>
-                <w:szCs w:val="22"/>
-              </w:rPr>
-              <w:t>특성 점검</w:t>
-            </w:r>
+                <w:rFonts w:ascii="GulimChe" w:eastAsia="GulimChe" w:hAnsi="GulimChe"/>
+                <w:sz w:val="22"/>
+                <w:szCs w:val="22"/>
+              </w:rPr>
+            </w:pPr>
           </w:p>
         </w:tc>
         <w:tc>
@@ -946,19 +826,11 @@
               <w:wordWrap/>
               <w:jc w:val="center"/>
               <w:rPr>
-                <w:rFonts w:ascii="굴림체" w:eastAsia="굴림체" w:hAnsi="굴림체"/>
-                <w:sz w:val="22"/>
-                <w:szCs w:val="22"/>
-              </w:rPr>
-            </w:pPr>
-            <w:r>
-              <w:rPr>
-                <w:rFonts w:ascii="굴림체" w:eastAsia="굴림체" w:hAnsi="굴림체" w:hint="eastAsia"/>
-                <w:sz w:val="22"/>
-                <w:szCs w:val="22"/>
-              </w:rPr>
-              <w:t>이상 없음</w:t>
-            </w:r>
+                <w:rFonts w:ascii="GulimChe" w:eastAsia="GulimChe" w:hAnsi="GulimChe"/>
+                <w:sz w:val="22"/>
+                <w:szCs w:val="22"/>
+              </w:rPr>
+            </w:pPr>
           </w:p>
         </w:tc>
       </w:tr>
@@ -983,7 +855,7 @@
               <w:wordWrap/>
               <w:jc w:val="center"/>
               <w:rPr>
-                <w:rFonts w:ascii="굴림체" w:eastAsia="굴림체" w:hAnsi="굴림체"/>
+                <w:rFonts w:ascii="GulimChe" w:eastAsia="GulimChe" w:hAnsi="GulimChe"/>
                 <w:sz w:val="22"/>
                 <w:szCs w:val="22"/>
               </w:rPr>
@@ -1006,7 +878,7 @@
             <w:pPr>
               <w:wordWrap/>
               <w:rPr>
-                <w:rFonts w:ascii="굴림체" w:eastAsia="굴림체" w:hAnsi="굴림체"/>
+                <w:rFonts w:ascii="GulimChe" w:eastAsia="GulimChe" w:hAnsi="GulimChe"/>
                 <w:sz w:val="22"/>
                 <w:szCs w:val="22"/>
               </w:rPr>
@@ -1027,21 +899,8 @@
           <w:p>
             <w:pPr>
               <w:wordWrap/>
-              <w:jc w:val="center"/>
-              <w:rPr>
-                <w:rFonts w:ascii="굴림체" w:eastAsia="굴림체" w:hAnsi="굴림체"/>
-                <w:b/>
-                <w:bCs/>
-                <w:sz w:val="22"/>
-                <w:szCs w:val="22"/>
-              </w:rPr>
-            </w:pPr>
-          </w:p>
-          <w:p>
-            <w:pPr>
-              <w:wordWrap/>
-              <w:rPr>
-                <w:rFonts w:ascii="굴림체" w:eastAsia="굴림체" w:hAnsi="굴림체"/>
+              <w:rPr>
+                <w:rFonts w:ascii="GulimChe" w:eastAsia="GulimChe" w:hAnsi="GulimChe"/>
                 <w:b/>
                 <w:bCs/>
                 <w:sz w:val="22"/>
@@ -1073,7 +932,7 @@
               <w:ind w:left="220" w:hangingChars="100" w:hanging="220"/>
               <w:jc w:val="center"/>
               <w:rPr>
-                <w:rFonts w:ascii="굴림체" w:eastAsia="굴림체" w:hAnsi="굴림체"/>
+                <w:rFonts w:ascii="GulimChe" w:eastAsia="GulimChe" w:hAnsi="GulimChe"/>
                 <w:sz w:val="22"/>
                 <w:szCs w:val="22"/>
               </w:rPr>
@@ -1097,7 +956,7 @@
               <w:wordWrap/>
               <w:ind w:left="220" w:hangingChars="100" w:hanging="220"/>
               <w:rPr>
-                <w:rFonts w:ascii="굴림체" w:eastAsia="굴림체" w:hAnsi="굴림체"/>
+                <w:rFonts w:ascii="GulimChe" w:eastAsia="GulimChe" w:hAnsi="GulimChe"/>
                 <w:sz w:val="22"/>
                 <w:szCs w:val="22"/>
               </w:rPr>
@@ -1120,7 +979,7 @@
               <w:wordWrap/>
               <w:jc w:val="center"/>
               <w:rPr>
-                <w:rFonts w:ascii="굴림체" w:eastAsia="굴림체" w:hAnsi="굴림체"/>
+                <w:rFonts w:ascii="GulimChe" w:eastAsia="GulimChe" w:hAnsi="GulimChe"/>
                 <w:b/>
                 <w:bCs/>
                 <w:sz w:val="22"/>
@@ -1132,7 +991,7 @@
             <w:pPr>
               <w:wordWrap/>
               <w:rPr>
-                <w:rFonts w:ascii="굴림체" w:eastAsia="굴림체" w:hAnsi="굴림체"/>
+                <w:rFonts w:ascii="GulimChe" w:eastAsia="GulimChe" w:hAnsi="GulimChe"/>
                 <w:b/>
                 <w:bCs/>
                 <w:sz w:val="22"/>
@@ -1164,7 +1023,7 @@
               <w:ind w:left="220" w:hangingChars="100" w:hanging="220"/>
               <w:jc w:val="center"/>
               <w:rPr>
-                <w:rFonts w:ascii="굴림체" w:eastAsia="굴림체" w:hAnsi="굴림체"/>
+                <w:rFonts w:ascii="GulimChe" w:eastAsia="GulimChe" w:hAnsi="GulimChe"/>
                 <w:sz w:val="22"/>
                 <w:szCs w:val="22"/>
               </w:rPr>
@@ -1188,7 +1047,7 @@
               <w:wordWrap/>
               <w:ind w:left="220" w:hangingChars="100" w:hanging="220"/>
               <w:rPr>
-                <w:rFonts w:ascii="굴림체" w:eastAsia="굴림체" w:hAnsi="굴림체"/>
+                <w:rFonts w:ascii="GulimChe" w:eastAsia="GulimChe" w:hAnsi="GulimChe"/>
                 <w:sz w:val="22"/>
                 <w:szCs w:val="22"/>
               </w:rPr>
@@ -1211,7 +1070,7 @@
               <w:wordWrap/>
               <w:jc w:val="center"/>
               <w:rPr>
-                <w:rFonts w:ascii="굴림체" w:eastAsia="굴림체" w:hAnsi="굴림체"/>
+                <w:rFonts w:ascii="GulimChe" w:eastAsia="GulimChe" w:hAnsi="GulimChe"/>
                 <w:b/>
                 <w:bCs/>
                 <w:sz w:val="22"/>
@@ -1243,7 +1102,7 @@
               <w:ind w:left="220" w:hangingChars="100" w:hanging="220"/>
               <w:jc w:val="center"/>
               <w:rPr>
-                <w:rFonts w:ascii="굴림체" w:eastAsia="굴림체" w:hAnsi="굴림체"/>
+                <w:rFonts w:ascii="GulimChe" w:eastAsia="GulimChe" w:hAnsi="GulimChe"/>
                 <w:sz w:val="22"/>
                 <w:szCs w:val="22"/>
               </w:rPr>
@@ -1267,7 +1126,7 @@
               <w:wordWrap/>
               <w:ind w:left="220" w:hangingChars="100" w:hanging="220"/>
               <w:rPr>
-                <w:rFonts w:ascii="굴림체" w:eastAsia="굴림체" w:hAnsi="굴림체"/>
+                <w:rFonts w:ascii="GulimChe" w:eastAsia="GulimChe" w:hAnsi="GulimChe"/>
                 <w:sz w:val="22"/>
                 <w:szCs w:val="22"/>
               </w:rPr>
@@ -1290,7 +1149,7 @@
               <w:wordWrap/>
               <w:jc w:val="center"/>
               <w:rPr>
-                <w:rFonts w:ascii="굴림체" w:eastAsia="굴림체" w:hAnsi="굴림체"/>
+                <w:rFonts w:ascii="GulimChe" w:eastAsia="GulimChe" w:hAnsi="GulimChe"/>
                 <w:b/>
                 <w:bCs/>
                 <w:sz w:val="22"/>
@@ -1322,7 +1181,7 @@
               <w:ind w:left="220" w:hangingChars="100" w:hanging="220"/>
               <w:jc w:val="center"/>
               <w:rPr>
-                <w:rFonts w:ascii="굴림체" w:eastAsia="굴림체" w:hAnsi="굴림체"/>
+                <w:rFonts w:ascii="GulimChe" w:eastAsia="GulimChe" w:hAnsi="GulimChe"/>
                 <w:sz w:val="22"/>
                 <w:szCs w:val="22"/>
               </w:rPr>
@@ -1346,7 +1205,7 @@
               <w:wordWrap/>
               <w:ind w:left="220" w:hangingChars="100" w:hanging="220"/>
               <w:rPr>
-                <w:rFonts w:ascii="굴림체" w:eastAsia="굴림체" w:hAnsi="굴림체"/>
+                <w:rFonts w:ascii="GulimChe" w:eastAsia="GulimChe" w:hAnsi="GulimChe"/>
                 <w:sz w:val="22"/>
                 <w:szCs w:val="22"/>
               </w:rPr>
@@ -1369,7 +1228,7 @@
               <w:wordWrap/>
               <w:jc w:val="center"/>
               <w:rPr>
-                <w:rFonts w:ascii="굴림체" w:eastAsia="굴림체" w:hAnsi="굴림체"/>
+                <w:rFonts w:ascii="GulimChe" w:eastAsia="GulimChe" w:hAnsi="GulimChe"/>
                 <w:b/>
                 <w:bCs/>
                 <w:sz w:val="22"/>
@@ -1387,7 +1246,7 @@
         <w:spacing w:before="0" w:line="240" w:lineRule="exact"/>
         <w:ind w:left="398" w:hangingChars="181" w:hanging="398"/>
         <w:rPr>
-          <w:rFonts w:ascii="굴림체" w:eastAsia="굴림체" w:hAnsi="굴림체"/>
+          <w:rFonts w:ascii="GulimChe" w:eastAsia="GulimChe" w:hAnsi="GulimChe"/>
           <w:strike/>
           <w:color w:val="auto"/>
           <w:szCs w:val="24"/>
@@ -1440,7 +1299,7 @@
               <w:spacing w:line="260" w:lineRule="atLeast"/>
               <w:jc w:val="center"/>
               <w:rPr>
-                <w:rFonts w:ascii="굴림체" w:eastAsia="굴림체" w:hAnsi="굴림체"/>
+                <w:rFonts w:ascii="GulimChe" w:eastAsia="GulimChe" w:hAnsi="GulimChe"/>
                 <w:b/>
                 <w:sz w:val="22"/>
                 <w:szCs w:val="22"/>
@@ -1448,7 +1307,7 @@
             </w:pPr>
             <w:r>
               <w:rPr>
-                <w:rFonts w:ascii="굴림체" w:eastAsia="굴림체" w:hAnsi="굴림체" w:hint="eastAsia"/>
+                <w:rFonts w:ascii="GulimChe" w:eastAsia="GulimChe" w:hAnsi="GulimChe" w:hint="eastAsia"/>
                 <w:b/>
                 <w:sz w:val="22"/>
                 <w:szCs w:val="22"/>
@@ -1480,14 +1339,14 @@
               <w:spacing w:line="260" w:lineRule="atLeast"/>
               <w:jc w:val="center"/>
               <w:rPr>
-                <w:rFonts w:ascii="굴림체" w:eastAsia="굴림체" w:hAnsi="굴림체"/>
+                <w:rFonts w:ascii="GulimChe" w:eastAsia="GulimChe" w:hAnsi="GulimChe"/>
                 <w:sz w:val="22"/>
                 <w:szCs w:val="22"/>
               </w:rPr>
             </w:pPr>
             <w:r>
               <w:rPr>
-                <w:rFonts w:ascii="굴림체" w:eastAsia="굴림체" w:hAnsi="굴림체" w:hint="eastAsia"/>
+                <w:rFonts w:ascii="GulimChe" w:eastAsia="GulimChe" w:hAnsi="GulimChe" w:hint="eastAsia"/>
                 <w:sz w:val="22"/>
                 <w:szCs w:val="22"/>
               </w:rPr>
@@ -1512,75 +1371,11 @@
               <w:spacing w:line="260" w:lineRule="atLeast"/>
               <w:jc w:val="center"/>
               <w:rPr>
-                <w:rFonts w:ascii="굴림체" w:eastAsia="굴림체" w:hAnsi="굴림체"/>
-                <w:sz w:val="22"/>
-                <w:szCs w:val="22"/>
-              </w:rPr>
-            </w:pPr>
-            <w:r>
-              <w:rPr>
-                <w:rFonts w:ascii="굴림체" w:eastAsia="굴림체" w:hAnsi="굴림체"/>
-                <w:sz w:val="22"/>
-                <w:szCs w:val="22"/>
-              </w:rPr>
-              <w:t>NETWORK ANALYZER</w:t>
-            </w:r>
-            <w:r>
-              <w:rPr>
-                <w:rFonts w:ascii="굴림체" w:eastAsia="굴림체" w:hAnsi="굴림체" w:hint="eastAsia"/>
-                <w:sz w:val="22"/>
-                <w:szCs w:val="22"/>
-              </w:rPr>
-              <w:t xml:space="preserve"> (S</w:t>
-            </w:r>
-            <w:r>
-              <w:rPr>
-                <w:rFonts w:ascii="굴림체" w:eastAsia="굴림체" w:hAnsi="굴림체"/>
-                <w:sz w:val="22"/>
-                <w:szCs w:val="22"/>
-              </w:rPr>
-              <w:t xml:space="preserve">UW-E0281 / </w:t>
-            </w:r>
-            <w:r>
-              <w:rPr>
-                <w:rFonts w:ascii="굴림체" w:eastAsia="굴림체" w:hAnsi="굴림체" w:hint="eastAsia"/>
-                <w:sz w:val="22"/>
-                <w:szCs w:val="22"/>
-              </w:rPr>
-              <w:t>N</w:t>
-            </w:r>
-            <w:r>
-              <w:rPr>
-                <w:rFonts w:ascii="굴림체" w:eastAsia="굴림체" w:hAnsi="굴림체"/>
-                <w:sz w:val="22"/>
-                <w:szCs w:val="22"/>
-              </w:rPr>
-              <w:t>5225</w:t>
-            </w:r>
-            <w:r>
-              <w:rPr>
-                <w:rFonts w:ascii="굴림체" w:eastAsia="굴림체" w:hAnsi="굴림체" w:hint="eastAsia"/>
-                <w:sz w:val="22"/>
-                <w:szCs w:val="22"/>
-              </w:rPr>
-              <w:t>B)</w:t>
-            </w:r>
-            <w:r>
-              <w:rPr>
-                <w:rFonts w:ascii="굴림체" w:eastAsia="굴림체" w:hAnsi="굴림체"/>
-                <w:sz w:val="22"/>
-                <w:szCs w:val="22"/>
-              </w:rPr>
-              <w:t xml:space="preserve"> </w:t>
-            </w:r>
-            <w:r>
-              <w:rPr>
-                <w:rFonts w:ascii="굴림체" w:eastAsia="굴림체" w:hAnsi="굴림체" w:hint="eastAsia"/>
-                <w:sz w:val="22"/>
-                <w:szCs w:val="22"/>
-              </w:rPr>
-              <w:t>로 측정</w:t>
-            </w:r>
+                <w:rFonts w:ascii="GulimChe" w:eastAsia="GulimChe" w:hAnsi="GulimChe"/>
+                <w:sz w:val="22"/>
+                <w:szCs w:val="22"/>
+              </w:rPr>
+            </w:pPr>
           </w:p>
         </w:tc>
         <w:tc>
@@ -1598,67 +1393,11 @@
             <w:pPr>
               <w:jc w:val="center"/>
               <w:rPr>
-                <w:rFonts w:ascii="굴림체" w:eastAsia="굴림체" w:hAnsi="굴림체"/>
-                <w:sz w:val="22"/>
-                <w:szCs w:val="22"/>
-              </w:rPr>
-            </w:pPr>
-            <w:r>
-              <w:rPr>
-                <w:rFonts w:ascii="굴림체" w:eastAsia="굴림체" w:hAnsi="굴림체" w:hint="eastAsia"/>
-                <w:sz w:val="22"/>
-                <w:szCs w:val="22"/>
-              </w:rPr>
-              <w:t>2</w:t>
-            </w:r>
-            <w:r>
-              <w:rPr>
-                <w:rFonts w:ascii="굴림체" w:eastAsia="굴림체" w:hAnsi="굴림체"/>
-                <w:sz w:val="22"/>
-                <w:szCs w:val="22"/>
-              </w:rPr>
-              <w:t>02</w:t>
-            </w:r>
-            <w:r>
-              <w:rPr>
-                <w:rFonts w:ascii="굴림체" w:eastAsia="굴림체" w:hAnsi="굴림체" w:hint="eastAsia"/>
-                <w:sz w:val="22"/>
-                <w:szCs w:val="22"/>
-              </w:rPr>
-              <w:t>5</w:t>
-            </w:r>
-            <w:r>
-              <w:rPr>
-                <w:rFonts w:ascii="굴림체" w:eastAsia="굴림체" w:hAnsi="굴림체"/>
-                <w:sz w:val="22"/>
-                <w:szCs w:val="22"/>
-              </w:rPr>
-              <w:t>-</w:t>
-            </w:r>
-            <w:r>
-              <w:rPr>
-                <w:rFonts w:ascii="굴림체" w:eastAsia="굴림체" w:hAnsi="굴림체" w:hint="eastAsia"/>
-                <w:sz w:val="22"/>
-                <w:szCs w:val="22"/>
-              </w:rPr>
-              <w:t>12</w:t>
-            </w:r>
-            <w:r>
-              <w:rPr>
-                <w:rFonts w:ascii="굴림체" w:eastAsia="굴림체" w:hAnsi="굴림체"/>
-                <w:sz w:val="22"/>
-                <w:szCs w:val="22"/>
-              </w:rPr>
-              <w:t>-</w:t>
-            </w:r>
-            <w:r>
-              <w:rPr>
-                <w:rFonts w:ascii="굴림체" w:eastAsia="굴림체" w:hAnsi="굴림체" w:hint="eastAsia"/>
-                <w:sz w:val="22"/>
-                <w:szCs w:val="22"/>
-              </w:rPr>
-              <w:t>30</w:t>
-            </w:r>
+                <w:rFonts w:ascii="GulimChe" w:eastAsia="GulimChe" w:hAnsi="GulimChe"/>
+                <w:sz w:val="22"/>
+                <w:szCs w:val="22"/>
+              </w:rPr>
+            </w:pPr>
           </w:p>
         </w:tc>
       </w:tr>
@@ -1684,14 +1423,14 @@
               <w:spacing w:line="260" w:lineRule="atLeast"/>
               <w:jc w:val="center"/>
               <w:rPr>
-                <w:rFonts w:ascii="굴림체" w:eastAsia="굴림체" w:hAnsi="굴림체"/>
+                <w:rFonts w:ascii="GulimChe" w:eastAsia="GulimChe" w:hAnsi="GulimChe"/>
                 <w:sz w:val="22"/>
                 <w:szCs w:val="22"/>
               </w:rPr>
             </w:pPr>
             <w:r>
               <w:rPr>
-                <w:rFonts w:ascii="굴림체" w:eastAsia="굴림체" w:hAnsi="굴림체" w:hint="eastAsia"/>
+                <w:rFonts w:ascii="GulimChe" w:eastAsia="GulimChe" w:hAnsi="GulimChe" w:hint="eastAsia"/>
                 <w:sz w:val="22"/>
                 <w:szCs w:val="22"/>
               </w:rPr>
@@ -1715,7 +1454,7 @@
               <w:snapToGrid w:val="0"/>
               <w:spacing w:line="260" w:lineRule="atLeast"/>
               <w:rPr>
-                <w:rFonts w:ascii="굴림체" w:eastAsia="굴림체" w:hAnsi="굴림체"/>
+                <w:rFonts w:ascii="GulimChe" w:eastAsia="GulimChe" w:hAnsi="GulimChe"/>
                 <w:sz w:val="22"/>
                 <w:szCs w:val="22"/>
               </w:rPr>
@@ -1736,7 +1475,7 @@
           <w:p>
             <w:pPr>
               <w:rPr>
-                <w:rFonts w:ascii="굴림체" w:eastAsia="굴림체" w:hAnsi="굴림체"/>
+                <w:rFonts w:ascii="GulimChe" w:eastAsia="GulimChe" w:hAnsi="GulimChe"/>
                 <w:b/>
                 <w:bCs/>
                 <w:sz w:val="22"/>
@@ -1768,14 +1507,14 @@
               <w:spacing w:line="260" w:lineRule="atLeast"/>
               <w:jc w:val="center"/>
               <w:rPr>
-                <w:rFonts w:ascii="굴림체" w:eastAsia="굴림체" w:hAnsi="굴림체"/>
+                <w:rFonts w:ascii="GulimChe" w:eastAsia="GulimChe" w:hAnsi="GulimChe"/>
                 <w:sz w:val="22"/>
                 <w:szCs w:val="22"/>
               </w:rPr>
             </w:pPr>
             <w:r>
               <w:rPr>
-                <w:rFonts w:ascii="굴림체" w:eastAsia="굴림체" w:hAnsi="굴림체" w:hint="eastAsia"/>
+                <w:rFonts w:ascii="GulimChe" w:eastAsia="GulimChe" w:hAnsi="GulimChe" w:hint="eastAsia"/>
                 <w:sz w:val="22"/>
                 <w:szCs w:val="22"/>
               </w:rPr>
@@ -1799,7 +1538,7 @@
               <w:snapToGrid w:val="0"/>
               <w:spacing w:line="260" w:lineRule="atLeast"/>
               <w:rPr>
-                <w:rFonts w:ascii="굴림체" w:eastAsia="굴림체" w:hAnsi="굴림체"/>
+                <w:rFonts w:ascii="GulimChe" w:eastAsia="GulimChe" w:hAnsi="GulimChe"/>
                 <w:sz w:val="22"/>
                 <w:szCs w:val="22"/>
               </w:rPr>
@@ -1820,7 +1559,7 @@
           <w:p>
             <w:pPr>
               <w:rPr>
-                <w:rFonts w:ascii="굴림체" w:eastAsia="굴림체" w:hAnsi="굴림체"/>
+                <w:rFonts w:ascii="GulimChe" w:eastAsia="GulimChe" w:hAnsi="GulimChe"/>
                 <w:b/>
                 <w:bCs/>
                 <w:sz w:val="22"/>
@@ -1838,7 +1577,7 @@
         <w:spacing w:before="0" w:line="240" w:lineRule="exact"/>
         <w:ind w:left="398" w:hangingChars="181" w:hanging="398"/>
         <w:rPr>
-          <w:rFonts w:ascii="굴림체" w:eastAsia="굴림체" w:hAnsi="굴림체"/>
+          <w:rFonts w:ascii="GulimChe" w:eastAsia="GulimChe" w:hAnsi="GulimChe"/>
           <w:strike/>
           <w:color w:val="auto"/>
           <w:szCs w:val="24"/>
@@ -1890,14 +1629,14 @@
             <w:pPr>
               <w:jc w:val="center"/>
               <w:rPr>
-                <w:rFonts w:ascii="굴림체" w:eastAsia="굴림체" w:hAnsi="굴림체"/>
+                <w:rFonts w:ascii="GulimChe" w:eastAsia="GulimChe" w:hAnsi="GulimChe"/>
                 <w:sz w:val="22"/>
                 <w:szCs w:val="22"/>
               </w:rPr>
             </w:pPr>
             <w:r>
               <w:rPr>
-                <w:rFonts w:ascii="굴림체" w:eastAsia="굴림체" w:hAnsi="굴림체" w:hint="eastAsia"/>
+                <w:rFonts w:ascii="GulimChe" w:eastAsia="GulimChe" w:hAnsi="GulimChe" w:hint="eastAsia"/>
                 <w:sz w:val="22"/>
                 <w:szCs w:val="22"/>
               </w:rPr>
@@ -1905,7 +1644,7 @@
             </w:r>
             <w:r>
               <w:rPr>
-                <w:rFonts w:ascii="굴림체" w:eastAsia="굴림체" w:hAnsi="굴림체" w:hint="eastAsia"/>
+                <w:rFonts w:ascii="GulimChe" w:eastAsia="GulimChe" w:hAnsi="GulimChe" w:hint="eastAsia"/>
                 <w:sz w:val="22"/>
                 <w:szCs w:val="22"/>
               </w:rPr>
@@ -1913,7 +1652,7 @@
             </w:r>
             <w:r>
               <w:rPr>
-                <w:rFonts w:ascii="굴림체" w:eastAsia="굴림체" w:hAnsi="굴림체" w:hint="eastAsia"/>
+                <w:rFonts w:ascii="GulimChe" w:eastAsia="GulimChe" w:hAnsi="GulimChe" w:hint="eastAsia"/>
                 <w:sz w:val="22"/>
                 <w:szCs w:val="22"/>
               </w:rPr>
@@ -1921,7 +1660,7 @@
             </w:r>
             <w:r>
               <w:rPr>
-                <w:rFonts w:ascii="굴림체" w:eastAsia="굴림체" w:hAnsi="굴림체" w:hint="eastAsia"/>
+                <w:rFonts w:ascii="GulimChe" w:eastAsia="GulimChe" w:hAnsi="GulimChe" w:hint="eastAsia"/>
                 <w:sz w:val="22"/>
                 <w:szCs w:val="22"/>
               </w:rPr>
@@ -1929,7 +1668,7 @@
             </w:r>
             <w:r>
               <w:rPr>
-                <w:rFonts w:ascii="굴림체" w:eastAsia="굴림체" w:hAnsi="굴림체" w:hint="eastAsia"/>
+                <w:rFonts w:ascii="GulimChe" w:eastAsia="GulimChe" w:hAnsi="GulimChe" w:hint="eastAsia"/>
                 <w:sz w:val="22"/>
                 <w:szCs w:val="22"/>
               </w:rPr>
@@ -1952,27 +1691,11 @@
             <w:pPr>
               <w:jc w:val="center"/>
               <w:rPr>
-                <w:rFonts w:ascii="굴림체" w:eastAsia="굴림체" w:hAnsi="굴림체"/>
-                <w:sz w:val="22"/>
-                <w:szCs w:val="22"/>
-              </w:rPr>
-            </w:pPr>
-            <w:r>
-              <w:rPr>
-                <w:rFonts w:ascii="굴림체" w:eastAsia="굴림체" w:hAnsi="굴림체"/>
-                <w:sz w:val="22"/>
-                <w:szCs w:val="22"/>
-              </w:rPr>
-              <w:t>202</w:t>
-            </w:r>
-            <w:r>
-              <w:rPr>
-                <w:rFonts w:ascii="굴림체" w:eastAsia="굴림체" w:hAnsi="굴림체" w:hint="eastAsia"/>
-                <w:sz w:val="22"/>
-                <w:szCs w:val="22"/>
-              </w:rPr>
-              <w:t>6-01-12</w:t>
-            </w:r>
+                <w:rFonts w:ascii="GulimChe" w:eastAsia="GulimChe" w:hAnsi="GulimChe"/>
+                <w:sz w:val="22"/>
+                <w:szCs w:val="22"/>
+              </w:rPr>
+            </w:pPr>
           </w:p>
         </w:tc>
         <w:tc>
@@ -2004,12 +1727,12 @@
               <w:wordWrap/>
               <w:jc w:val="center"/>
               <w:rPr>
-                <w:rFonts w:ascii="굴림체" w:eastAsia="굴림체" w:hAnsi="굴림체"/>
+                <w:rFonts w:ascii="GulimChe" w:eastAsia="GulimChe" w:hAnsi="GulimChe"/>
               </w:rPr>
             </w:pPr>
             <w:r>
               <w:rPr>
-                <w:rFonts w:ascii="굴림체" w:eastAsia="굴림체" w:hAnsi="굴림체" w:hint="eastAsia"/>
+                <w:rFonts w:ascii="GulimChe" w:eastAsia="GulimChe" w:hAnsi="GulimChe" w:hint="eastAsia"/>
               </w:rPr>
               <w:t>결</w:t>
             </w:r>
@@ -2020,12 +1743,12 @@
               <w:wordWrap/>
               <w:jc w:val="center"/>
               <w:rPr>
-                <w:rFonts w:ascii="굴림체" w:eastAsia="굴림체" w:hAnsi="굴림체"/>
+                <w:rFonts w:ascii="GulimChe" w:eastAsia="GulimChe" w:hAnsi="GulimChe"/>
               </w:rPr>
             </w:pPr>
             <w:r>
               <w:rPr>
-                <w:rFonts w:ascii="굴림체" w:eastAsia="굴림체" w:hAnsi="굴림체" w:hint="eastAsia"/>
+                <w:rFonts w:ascii="GulimChe" w:eastAsia="GulimChe" w:hAnsi="GulimChe" w:hint="eastAsia"/>
               </w:rPr>
               <w:t>재</w:t>
             </w:r>
@@ -2045,12 +1768,12 @@
               <w:wordWrap/>
               <w:jc w:val="center"/>
               <w:rPr>
-                <w:rFonts w:ascii="굴림체" w:eastAsia="굴림체" w:hAnsi="굴림체"/>
+                <w:rFonts w:ascii="GulimChe" w:eastAsia="GulimChe" w:hAnsi="GulimChe"/>
               </w:rPr>
             </w:pPr>
             <w:r>
               <w:rPr>
-                <w:rFonts w:ascii="굴림체" w:eastAsia="굴림체" w:hAnsi="굴림체" w:hint="eastAsia"/>
+                <w:rFonts w:ascii="GulimChe" w:eastAsia="GulimChe" w:hAnsi="GulimChe" w:hint="eastAsia"/>
               </w:rPr>
               <w:t>담당</w:t>
             </w:r>
@@ -2067,12 +1790,12 @@
               <w:wordWrap/>
               <w:jc w:val="center"/>
               <w:rPr>
-                <w:rFonts w:ascii="굴림체" w:eastAsia="굴림체" w:hAnsi="굴림체"/>
+                <w:rFonts w:ascii="GulimChe" w:eastAsia="GulimChe" w:hAnsi="GulimChe"/>
               </w:rPr>
             </w:pPr>
             <w:r>
               <w:rPr>
-                <w:rFonts w:ascii="굴림체" w:eastAsia="굴림체" w:hAnsi="굴림체" w:hint="eastAsia"/>
+                <w:rFonts w:ascii="GulimChe" w:eastAsia="GulimChe" w:hAnsi="GulimChe" w:hint="eastAsia"/>
               </w:rPr>
               <w:t>검토</w:t>
             </w:r>
@@ -2089,12 +1812,12 @@
               <w:wordWrap/>
               <w:jc w:val="center"/>
               <w:rPr>
-                <w:rFonts w:ascii="굴림체" w:eastAsia="굴림체" w:hAnsi="굴림체"/>
+                <w:rFonts w:ascii="GulimChe" w:eastAsia="GulimChe" w:hAnsi="GulimChe"/>
               </w:rPr>
             </w:pPr>
             <w:r>
               <w:rPr>
-                <w:rFonts w:ascii="굴림체" w:eastAsia="굴림체" w:hAnsi="굴림체" w:hint="eastAsia"/>
+                <w:rFonts w:ascii="GulimChe" w:eastAsia="GulimChe" w:hAnsi="GulimChe" w:hint="eastAsia"/>
               </w:rPr>
               <w:t>승인</w:t>
             </w:r>
@@ -2119,14 +1842,14 @@
             <w:pPr>
               <w:jc w:val="center"/>
               <w:rPr>
-                <w:rFonts w:ascii="굴림체" w:eastAsia="굴림체" w:hAnsi="굴림체"/>
+                <w:rFonts w:ascii="GulimChe" w:eastAsia="GulimChe" w:hAnsi="GulimChe"/>
                 <w:sz w:val="22"/>
                 <w:szCs w:val="22"/>
               </w:rPr>
             </w:pPr>
             <w:r>
               <w:rPr>
-                <w:rFonts w:ascii="굴림체" w:eastAsia="굴림체" w:hAnsi="굴림체" w:hint="eastAsia"/>
+                <w:rFonts w:ascii="GulimChe" w:eastAsia="GulimChe" w:hAnsi="GulimChe" w:hint="eastAsia"/>
                 <w:sz w:val="22"/>
                 <w:szCs w:val="22"/>
               </w:rPr>
@@ -2134,7 +1857,7 @@
             </w:r>
             <w:r>
               <w:rPr>
-                <w:rFonts w:ascii="굴림체" w:eastAsia="굴림체" w:hAnsi="굴림체" w:hint="eastAsia"/>
+                <w:rFonts w:ascii="GulimChe" w:eastAsia="GulimChe" w:hAnsi="GulimChe" w:hint="eastAsia"/>
                 <w:sz w:val="22"/>
                 <w:szCs w:val="22"/>
               </w:rPr>
@@ -2142,7 +1865,7 @@
             </w:r>
             <w:r>
               <w:rPr>
-                <w:rFonts w:ascii="굴림체" w:eastAsia="굴림체" w:hAnsi="굴림체" w:hint="eastAsia"/>
+                <w:rFonts w:ascii="GulimChe" w:eastAsia="GulimChe" w:hAnsi="GulimChe" w:hint="eastAsia"/>
                 <w:sz w:val="22"/>
                 <w:szCs w:val="22"/>
               </w:rPr>
@@ -2165,19 +1888,11 @@
             <w:pPr>
               <w:jc w:val="center"/>
               <w:rPr>
-                <w:rFonts w:ascii="굴림체" w:eastAsia="굴림체" w:hAnsi="굴림체"/>
-                <w:sz w:val="22"/>
-                <w:szCs w:val="22"/>
-              </w:rPr>
-            </w:pPr>
-            <w:r>
-              <w:rPr>
-                <w:rFonts w:ascii="굴림체" w:eastAsia="굴림체" w:hAnsi="굴림체" w:hint="eastAsia"/>
-                <w:sz w:val="22"/>
-                <w:szCs w:val="22"/>
-              </w:rPr>
-              <w:t>박상미</w:t>
-            </w:r>
+                <w:rFonts w:ascii="GulimChe" w:eastAsia="GulimChe" w:hAnsi="GulimChe"/>
+                <w:sz w:val="22"/>
+                <w:szCs w:val="22"/>
+              </w:rPr>
+            </w:pPr>
           </w:p>
         </w:tc>
         <w:tc>
@@ -2206,7 +1921,7 @@
               <w:wordWrap/>
               <w:jc w:val="left"/>
               <w:rPr>
-                <w:rFonts w:ascii="굴림체" w:eastAsia="굴림체" w:hAnsi="굴림체"/>
+                <w:rFonts w:ascii="GulimChe" w:eastAsia="GulimChe" w:hAnsi="GulimChe"/>
               </w:rPr>
             </w:pPr>
           </w:p>
@@ -2227,7 +1942,7 @@
               <w:wordWrap/>
               <w:jc w:val="center"/>
               <w:rPr>
-                <w:rFonts w:ascii="굴림체" w:eastAsia="굴림체" w:hAnsi="굴림체"/>
+                <w:rFonts w:ascii="GulimChe" w:eastAsia="GulimChe" w:hAnsi="GulimChe"/>
               </w:rPr>
             </w:pPr>
           </w:p>
@@ -2244,7 +1959,7 @@
               <w:wordWrap/>
               <w:jc w:val="center"/>
               <w:rPr>
-                <w:rFonts w:ascii="굴림체" w:eastAsia="굴림체" w:hAnsi="굴림체"/>
+                <w:rFonts w:ascii="GulimChe" w:eastAsia="GulimChe" w:hAnsi="GulimChe"/>
               </w:rPr>
             </w:pPr>
           </w:p>
@@ -2261,7 +1976,7 @@
               <w:wordWrap/>
               <w:jc w:val="center"/>
               <w:rPr>
-                <w:rFonts w:ascii="굴림체" w:eastAsia="굴림체" w:hAnsi="굴림체"/>
+                <w:rFonts w:ascii="GulimChe" w:eastAsia="GulimChe" w:hAnsi="GulimChe"/>
               </w:rPr>
             </w:pPr>
           </w:p>
@@ -2285,14 +2000,14 @@
             <w:pPr>
               <w:jc w:val="center"/>
               <w:rPr>
-                <w:rFonts w:ascii="굴림체" w:eastAsia="굴림체" w:hAnsi="굴림체"/>
+                <w:rFonts w:ascii="GulimChe" w:eastAsia="GulimChe" w:hAnsi="GulimChe"/>
                 <w:sz w:val="22"/>
                 <w:szCs w:val="22"/>
               </w:rPr>
             </w:pPr>
             <w:r>
               <w:rPr>
-                <w:rFonts w:ascii="굴림체" w:eastAsia="굴림체" w:hAnsi="굴림체" w:hint="eastAsia"/>
+                <w:rFonts w:ascii="GulimChe" w:eastAsia="GulimChe" w:hAnsi="GulimChe" w:hint="eastAsia"/>
                 <w:sz w:val="22"/>
                 <w:szCs w:val="22"/>
               </w:rPr>
@@ -2399,7 +2114,7 @@
         <w:spacing w:before="0" w:line="240" w:lineRule="exact"/>
         <w:ind w:left="398" w:hangingChars="181" w:hanging="398"/>
         <w:rPr>
-          <w:rFonts w:ascii="굴림체" w:eastAsia="굴림체" w:hAnsi="굴림체"/>
+          <w:rFonts w:ascii="GulimChe" w:eastAsia="GulimChe" w:hAnsi="GulimChe"/>
           <w:strike/>
           <w:color w:val="auto"/>
           <w:szCs w:val="24"/>
@@ -2422,14 +2137,14 @@
         <w:wordWrap/>
         <w:spacing w:before="0" w:line="240" w:lineRule="exact"/>
         <w:rPr>
-          <w:rFonts w:ascii="굴림체" w:eastAsia="굴림체" w:hAnsi="굴림체"/>
+          <w:rFonts w:ascii="GulimChe" w:eastAsia="GulimChe" w:hAnsi="GulimChe"/>
           <w:color w:val="auto"/>
           <w:szCs w:val="24"/>
         </w:rPr>
       </w:pPr>
       <w:r>
         <w:rPr>
-          <w:rFonts w:ascii="굴림체" w:eastAsia="굴림체" w:hAnsi="굴림체" w:hint="eastAsia"/>
+          <w:rFonts w:ascii="GulimChe" w:eastAsia="GulimChe" w:hAnsi="GulimChe" w:hint="eastAsia"/>
           <w:color w:val="auto"/>
           <w:szCs w:val="24"/>
         </w:rPr>
@@ -2444,7 +2159,7 @@
         <w:spacing w:before="0" w:line="240" w:lineRule="exact"/>
         <w:ind w:left="1160" w:firstLine="0"/>
         <w:rPr>
-          <w:rFonts w:ascii="굴림체" w:eastAsia="굴림체" w:hAnsi="굴림체"/>
+          <w:rFonts w:ascii="GulimChe" w:eastAsia="GulimChe" w:hAnsi="GulimChe"/>
           <w:color w:val="auto"/>
           <w:szCs w:val="24"/>
         </w:rPr>
@@ -2455,74 +2170,16 @@
         <w:ind w:left="400"/>
         <w:jc w:val="center"/>
         <w:rPr>
-          <w:rFonts w:ascii="굴림체" w:eastAsia="굴림체" w:hAnsi="굴림체"/>
+          <w:rFonts w:ascii="GulimChe" w:eastAsia="GulimChe" w:hAnsi="GulimChe"/>
         </w:rPr>
       </w:pPr>
-      <w:r>
-        <w:rPr>
-          <w:rFonts w:ascii="굴림체" w:eastAsia="굴림체" w:hAnsi="굴림체"/>
-        </w:rPr>
-        <w:drawing>
-          <wp:inline distT="0" distB="0" distL="0" distR="0" wp14:anchorId="7DB0F8CC" wp14:editId="11778A61">
-            <wp:extent cx="2088301" cy="2095306"/>
-            <wp:effectExtent l="0" t="3493" r="4128" b="4127"/>
-            <wp:docPr id="780175545" name="그림 2" descr="장난감, 플라스틱이(가) 표시된 사진&#10;&#10;AI 생성 콘텐츠는 정확하지 않을 수 있습니다."/>
-            <wp:cNvGraphicFramePr>
-              <a:graphicFrameLocks xmlns:a="http://schemas.openxmlformats.org/drawingml/2006/main" noChangeAspect="1"/>
-            </wp:cNvGraphicFramePr>
-            <a:graphic xmlns:a="http://schemas.openxmlformats.org/drawingml/2006/main">
-              <a:graphicData uri="http://schemas.openxmlformats.org/drawingml/2006/picture">
-                <pic:pic xmlns:pic="http://schemas.openxmlformats.org/drawingml/2006/picture">
-                  <pic:nvPicPr>
-                    <pic:cNvPr id="780175545" name="그림 2" descr="장난감, 플라스틱이(가) 표시된 사진&#10;&#10;AI 생성 콘텐츠는 정확하지 않을 수 있습니다."/>
-                    <pic:cNvPicPr>
-                      <a:picLocks noChangeAspect="1" noChangeArrowheads="1"/>
-                    </pic:cNvPicPr>
-                  </pic:nvPicPr>
-                  <pic:blipFill rotWithShape="1">
-                    <a:blip r:embed="rId8" cstate="print">
-                      <a:extLst>
-                        <a:ext uri="{28A0092B-C50C-407E-A947-70E740481C1C}">
-                          <a14:useLocalDpi xmlns:a14="http://schemas.microsoft.com/office/drawing/2010/main" val="0"/>
-                        </a:ext>
-                      </a:extLst>
-                    </a:blip>
-                    <a:srcRect l="21039" t="35095" r="25243" b="24470"/>
-                    <a:stretch>
-                      <a:fillRect/>
-                    </a:stretch>
-                  </pic:blipFill>
-                  <pic:spPr bwMode="auto">
-                    <a:xfrm rot="16200000">
-                      <a:off x="0" y="0"/>
-                      <a:ext cx="2119403" cy="2126513"/>
-                    </a:xfrm>
-                    <a:prstGeom prst="rect">
-                      <a:avLst/>
-                    </a:prstGeom>
-                    <a:noFill/>
-                    <a:ln>
-                      <a:noFill/>
-                    </a:ln>
-                    <a:extLst>
-                      <a:ext uri="{53640926-AAD7-44D8-BBD7-CCE9431645EC}">
-                        <a14:shadowObscured xmlns:a14="http://schemas.microsoft.com/office/drawing/2010/main"/>
-                      </a:ext>
-                    </a:extLst>
-                  </pic:spPr>
-                </pic:pic>
-              </a:graphicData>
-            </a:graphic>
-          </wp:inline>
-        </w:drawing>
-      </w:r>
     </w:p>
     <w:p>
       <w:pPr>
         <w:ind w:left="400"/>
         <w:jc w:val="center"/>
         <w:rPr>
-          <w:rFonts w:ascii="굴림체" w:eastAsia="굴림체" w:hAnsi="굴림체"/>
+          <w:rFonts w:ascii="GulimChe" w:eastAsia="GulimChe" w:hAnsi="GulimChe"/>
         </w:rPr>
       </w:pPr>
     </w:p>
@@ -2531,152 +2188,42 @@
         <w:ind w:left="400"/>
         <w:jc w:val="center"/>
         <w:rPr>
-          <w:rFonts w:ascii="굴림체" w:eastAsia="굴림체" w:hAnsi="굴림체"/>
+          <w:rFonts w:ascii="GulimChe" w:eastAsia="GulimChe" w:hAnsi="GulimChe"/>
         </w:rPr>
       </w:pPr>
     </w:p>
     <w:p>
       <w:pPr>
         <w:rPr>
-          <w:rFonts w:ascii="굴림체" w:eastAsia="굴림체" w:hAnsi="굴림체"/>
+          <w:rFonts w:ascii="GulimChe" w:eastAsia="GulimChe" w:hAnsi="GulimChe"/>
         </w:rPr>
       </w:pPr>
     </w:p>
     <w:p>
       <w:pPr>
         <w:rPr>
-          <w:rFonts w:ascii="굴림체" w:eastAsia="굴림체" w:hAnsi="굴림체"/>
+          <w:rFonts w:ascii="GulimChe" w:eastAsia="GulimChe" w:hAnsi="GulimChe"/>
         </w:rPr>
       </w:pPr>
-      <w:r>
-        <w:rPr>
-          <w:rFonts w:ascii="굴림체" w:eastAsia="굴림체" w:hAnsi="굴림체"/>
-        </w:rPr>
-        <w:drawing>
-          <wp:inline distT="0" distB="0" distL="0" distR="0" wp14:anchorId="639F3818" wp14:editId="2A8354D2">
-            <wp:extent cx="5717540" cy="3770630"/>
-            <wp:effectExtent l="0" t="0" r="0" b="1270"/>
-            <wp:docPr id="126140624" name="그림 1" descr="텍스트, 라인, 그래프, 번호이(가) 표시된 사진&#10;&#10;AI 생성 콘텐츠는 정확하지 않을 수 있습니다."/>
-            <wp:cNvGraphicFramePr>
-              <a:graphicFrameLocks xmlns:a="http://schemas.openxmlformats.org/drawingml/2006/main" noChangeAspect="1"/>
-            </wp:cNvGraphicFramePr>
-            <a:graphic xmlns:a="http://schemas.openxmlformats.org/drawingml/2006/main">
-              <a:graphicData uri="http://schemas.openxmlformats.org/drawingml/2006/picture">
-                <pic:pic xmlns:pic="http://schemas.openxmlformats.org/drawingml/2006/picture">
-                  <pic:nvPicPr>
-                    <pic:cNvPr id="126140624" name="그림 1" descr="텍스트, 라인, 그래프, 번호이(가) 표시된 사진&#10;&#10;AI 생성 콘텐츠는 정확하지 않을 수 있습니다."/>
-                    <pic:cNvPicPr/>
-                  </pic:nvPicPr>
-                  <pic:blipFill>
-                    <a:blip r:embed="rId9"/>
-                    <a:stretch>
-                      <a:fillRect/>
-                    </a:stretch>
-                  </pic:blipFill>
-                  <pic:spPr>
-                    <a:xfrm>
-                      <a:off x="0" y="0"/>
-                      <a:ext cx="5717540" cy="3770630"/>
-                    </a:xfrm>
-                    <a:prstGeom prst="rect">
-                      <a:avLst/>
-                    </a:prstGeom>
-                  </pic:spPr>
-                </pic:pic>
-              </a:graphicData>
-            </a:graphic>
-          </wp:inline>
-        </w:drawing>
-      </w:r>
     </w:p>
     <w:p>
       <w:pPr>
         <w:rPr>
-          <w:rFonts w:ascii="굴림체" w:eastAsia="굴림체" w:hAnsi="굴림체"/>
+          <w:rFonts w:ascii="GulimChe" w:eastAsia="GulimChe" w:hAnsi="GulimChe"/>
         </w:rPr>
       </w:pPr>
     </w:p>
     <w:p>
       <w:pPr>
-        <w:pStyle w:val="20"/>
-        <w:wordWrap/>
-        <w:spacing w:before="0" w:line="240" w:lineRule="exact"/>
-        <w:ind w:left="0" w:firstLine="0"/>
         <w:rPr>
-          <w:rFonts w:ascii="굴림체" w:eastAsia="굴림체" w:hAnsi="굴림체"/>
-          <w:color w:val="auto"/>
-          <w:szCs w:val="24"/>
+          <w:rFonts w:ascii="GulimChe" w:eastAsia="GulimChe" w:hAnsi="GulimChe"/>
         </w:rPr>
       </w:pPr>
-      <w:r>
-        <w:rPr>
-          <w:rFonts w:ascii="굴림체" w:eastAsia="굴림체" w:hAnsi="굴림체" w:hint="eastAsia"/>
-          <w:color w:val="auto"/>
-          <w:szCs w:val="24"/>
-        </w:rPr>
-        <w:t>■ 외부 손상 여부 및 Connector 마모 상태 확인 완료</w:t>
-      </w:r>
     </w:p>
-    <w:p>
-      <w:pPr>
-        <w:pStyle w:val="20"/>
-        <w:wordWrap/>
-        <w:spacing w:before="0" w:line="240" w:lineRule="exact"/>
-        <w:ind w:left="0" w:firstLine="0"/>
-        <w:rPr>
-          <w:rFonts w:ascii="굴림체" w:eastAsia="굴림체" w:hAnsi="굴림체"/>
-          <w:color w:val="auto"/>
-          <w:szCs w:val="24"/>
-        </w:rPr>
-      </w:pPr>
-      <w:r>
-        <w:rPr>
-          <w:rFonts w:ascii="굴림체" w:eastAsia="굴림체" w:hAnsi="굴림체" w:hint="eastAsia"/>
-          <w:color w:val="auto"/>
-          <w:szCs w:val="24"/>
-        </w:rPr>
-        <w:t>■ 삽입 손실 및 차단 감쇠값 확인 결과 이상 없음</w:t>
-      </w:r>
-    </w:p>
-    <w:p>
-      <w:pPr>
-        <w:rPr>
-          <w:rFonts w:ascii="굴림체" w:eastAsia="굴림체" w:hAnsi="굴림체"/>
-        </w:rPr>
-      </w:pPr>
-    </w:p>
-    <w:p>
-      <w:r>
-        <w:object w:dxaOrig="1504" w:dyaOrig="1061" w14:anchorId="1DD863C0">
-          <v:shapetype id="_x0000_t75" coordsize="21600,21600" o:spt="75" o:preferrelative="t" path="m@4@5l@4@11@9@11@9@5xe" filled="f" stroked="f">
-            <v:stroke joinstyle="miter"/>
-            <v:formulas>
-              <v:f eqn="if lineDrawn pixelLineWidth 0"/>
-              <v:f eqn="sum @0 1 0"/>
-              <v:f eqn="sum 0 0 @1"/>
-              <v:f eqn="prod @2 1 2"/>
-              <v:f eqn="prod @3 21600 pixelWidth"/>
-              <v:f eqn="prod @3 21600 pixelHeight"/>
-              <v:f eqn="sum @0 0 1"/>
-              <v:f eqn="prod @6 1 2"/>
-              <v:f eqn="prod @7 21600 pixelWidth"/>
-              <v:f eqn="sum @8 21600 0"/>
-              <v:f eqn="prod @7 21600 pixelHeight"/>
-              <v:f eqn="sum @10 21600 0"/>
-            </v:formulas>
-            <v:path o:extrusionok="f" gradientshapeok="t" o:connecttype="rect"/>
-            <o:lock v:ext="edit" aspectratio="t"/>
-          </v:shapetype>
-          <v:shape id="_x0000_i1034" type="#_x0000_t75" style="width:75.1pt;height:52.9pt" o:ole="">
-            <v:imagedata r:id="rId10" o:title=""/>
-          </v:shape>
-          <o:OLEObject Type="Embed" ProgID="Excel.SheetMacroEnabled.12" ShapeID="_x0000_i1034" DrawAspect="Icon" ObjectID="_1829799643" r:id="rId11"/>
-        </w:object>
-      </w:r>
-    </w:p>
+    <w:p/>
     <w:sectPr>
-      <w:headerReference w:type="default" r:id="rId12"/>
-      <w:footerReference w:type="default" r:id="rId13"/>
+      <w:headerReference w:type="default" r:id="rId8"/>
+      <w:footerReference w:type="default" r:id="rId9"/>
       <w:pgSz w:w="11907" w:h="16840" w:code="9"/>
       <w:pgMar w:top="1418" w:right="1004" w:bottom="1077" w:left="1899" w:header="709" w:footer="709" w:gutter="0"/>
       <w:cols w:space="708"/>
@@ -2712,7 +2259,7 @@
       <w:pStyle w:val="a5"/>
       <w:jc w:val="center"/>
       <w:rPr>
-        <w:rFonts w:ascii="굴림체" w:eastAsia="굴림체" w:hAnsi="굴림체"/>
+        <w:rFonts w:ascii="GulimChe" w:eastAsia="GulimChe" w:hAnsi="GulimChe"/>
         <w:spacing w:val="-8"/>
         <w:sz w:val="18"/>
       </w:rPr>
@@ -2724,7 +2271,7 @@
     </w:pPr>
     <w:r>
       <w:rPr>
-        <w:rFonts w:ascii="굴림체" w:eastAsia="굴림체" w:hAnsi="굴림체"/>
+        <w:rFonts w:ascii="GulimChe" w:eastAsia="GulimChe" w:hAnsi="GulimChe"/>
         <w:noProof/>
       </w:rPr>
       <mc:AlternateContent>
@@ -2799,46 +2346,57 @@
     <w:r>
       <w:rPr>
         <w:rStyle w:val="a8"/>
-        <w:rFonts w:ascii="굴림체" w:eastAsia="굴림체" w:hAnsi="굴림체" w:hint="eastAsia"/>
+        <w:rFonts w:ascii="GulimChe" w:eastAsia="GulimChe" w:hAnsi="GulimChe" w:hint="eastAsia"/>
       </w:rPr>
       <w:t>UL-QP-18-05(0</w:t>
     </w:r>
     <w:r>
       <w:rPr>
         <w:rStyle w:val="a8"/>
-        <w:rFonts w:ascii="굴림체" w:eastAsia="굴림체" w:hAnsi="굴림체"/>
+        <w:rFonts w:ascii="GulimChe" w:eastAsia="GulimChe" w:hAnsi="GulimChe"/>
       </w:rPr>
       <w:t>1</w:t>
     </w:r>
     <w:r>
       <w:rPr>
         <w:rStyle w:val="a8"/>
-        <w:rFonts w:ascii="굴림체" w:eastAsia="굴림체" w:hAnsi="굴림체" w:hint="eastAsia"/>
+        <w:rFonts w:ascii="GulimChe" w:eastAsia="GulimChe" w:hAnsi="GulimChe" w:hint="eastAsia"/>
       </w:rPr>
       <w:t>)</w:t>
     </w:r>
     <w:r>
       <w:rPr>
         <w:rStyle w:val="a8"/>
-        <w:rFonts w:ascii="굴림체" w:eastAsia="굴림체" w:hAnsi="굴림체" w:hint="eastAsia"/>
+        <w:rFonts w:ascii="GulimChe" w:eastAsia="GulimChe" w:hAnsi="GulimChe" w:hint="eastAsia"/>
       </w:rPr>
       <w:tab/>
     </w:r>
     <w:r>
       <w:rPr>
         <w:rStyle w:val="a8"/>
-        <w:rFonts w:ascii="굴림체" w:eastAsia="굴림체" w:hAnsi="굴림체" w:hint="eastAsia"/>
+        <w:rFonts w:ascii="GulimChe" w:eastAsia="GulimChe" w:hAnsi="GulimChe" w:hint="eastAsia"/>
       </w:rPr>
       <w:tab/>
     </w:r>
+    <w:proofErr w:type="spellStart"/>
     <w:r>
       <w:rPr>
-        <w:rFonts w:ascii="굴림체" w:eastAsia="굴림체" w:hAnsi="굴림체" w:hint="eastAsia"/>
+        <w:rFonts w:ascii="GulimChe" w:eastAsia="GulimChe" w:hAnsi="GulimChe" w:hint="eastAsia"/>
         <w:spacing w:val="-8"/>
         <w:sz w:val="18"/>
         <w:szCs w:val="18"/>
       </w:rPr>
-      <w:t>유엘코리아 주식회사</w:t>
+      <w:t>유엘코리아</w:t>
+    </w:r>
+    <w:proofErr w:type="spellEnd"/>
+    <w:r>
+      <w:rPr>
+        <w:rFonts w:ascii="GulimChe" w:eastAsia="GulimChe" w:hAnsi="GulimChe" w:hint="eastAsia"/>
+        <w:spacing w:val="-8"/>
+        <w:sz w:val="18"/>
+        <w:szCs w:val="18"/>
+      </w:rPr>
+      <w:t xml:space="preserve"> 주식회사</w:t>
     </w:r>
   </w:p>
 </w:ftr>
@@ -2873,7 +2431,7 @@
       </w:tabs>
       <w:jc w:val="center"/>
       <w:rPr>
-        <w:rFonts w:ascii="굴림체" w:eastAsia="굴림체"/>
+        <w:rFonts w:ascii="GulimChe" w:eastAsia="GulimChe"/>
         <w:b/>
         <w:bCs/>
         <w:sz w:val="32"/>
@@ -2958,7 +2516,7 @@
     </w:r>
     <w:r>
       <w:rPr>
-        <w:rFonts w:eastAsia="굴림체" w:hint="eastAsia"/>
+        <w:rFonts w:eastAsia="GulimChe" w:hint="eastAsia"/>
         <w:b/>
         <w:sz w:val="32"/>
         <w:szCs w:val="32"/>
@@ -2968,7 +2526,7 @@
     </w:r>
     <w:r>
       <w:rPr>
-        <w:rFonts w:eastAsia="굴림체" w:hint="eastAsia"/>
+        <w:rFonts w:eastAsia="GulimChe" w:hint="eastAsia"/>
         <w:b/>
         <w:sz w:val="32"/>
         <w:szCs w:val="32"/>
@@ -2978,7 +2536,7 @@
     </w:r>
     <w:r>
       <w:rPr>
-        <w:rFonts w:eastAsia="굴림체" w:hint="eastAsia"/>
+        <w:rFonts w:eastAsia="GulimChe" w:hint="eastAsia"/>
         <w:b/>
         <w:sz w:val="32"/>
         <w:szCs w:val="32"/>
@@ -2988,7 +2546,7 @@
     </w:r>
     <w:r>
       <w:rPr>
-        <w:rFonts w:eastAsia="굴림체" w:hint="eastAsia"/>
+        <w:rFonts w:eastAsia="GulimChe" w:hint="eastAsia"/>
         <w:b/>
         <w:sz w:val="32"/>
         <w:szCs w:val="32"/>
@@ -2998,7 +2556,7 @@
     </w:r>
     <w:r>
       <w:rPr>
-        <w:rFonts w:eastAsia="굴림체" w:hint="eastAsia"/>
+        <w:rFonts w:eastAsia="GulimChe" w:hint="eastAsia"/>
         <w:b/>
         <w:sz w:val="32"/>
         <w:szCs w:val="32"/>
@@ -3008,7 +2566,7 @@
     </w:r>
     <w:r>
       <w:rPr>
-        <w:rFonts w:eastAsia="굴림체" w:hint="eastAsia"/>
+        <w:rFonts w:eastAsia="GulimChe" w:hint="eastAsia"/>
         <w:b/>
         <w:sz w:val="32"/>
         <w:szCs w:val="32"/>
@@ -3018,7 +2576,7 @@
     </w:r>
     <w:r>
       <w:rPr>
-        <w:rFonts w:eastAsia="굴림체" w:hint="eastAsia"/>
+        <w:rFonts w:eastAsia="GulimChe" w:hint="eastAsia"/>
         <w:b/>
         <w:sz w:val="32"/>
         <w:szCs w:val="32"/>
@@ -3028,7 +2586,7 @@
     </w:r>
     <w:r>
       <w:rPr>
-        <w:rFonts w:eastAsia="굴림체" w:hint="eastAsia"/>
+        <w:rFonts w:eastAsia="GulimChe" w:hint="eastAsia"/>
         <w:b/>
         <w:sz w:val="32"/>
         <w:szCs w:val="32"/>
@@ -3038,7 +2596,7 @@
     </w:r>
     <w:r>
       <w:rPr>
-        <w:rFonts w:eastAsia="굴림체" w:hint="eastAsia"/>
+        <w:rFonts w:eastAsia="GulimChe" w:hint="eastAsia"/>
         <w:b/>
         <w:sz w:val="32"/>
         <w:szCs w:val="32"/>
@@ -3053,7 +2611,7 @@
       <w:spacing w:line="260" w:lineRule="exact"/>
       <w:jc w:val="center"/>
       <w:rPr>
-        <w:rFonts w:ascii="굴림체" w:hAnsi="굴림체"/>
+        <w:rFonts w:ascii="GulimChe" w:hAnsi="GulimChe"/>
       </w:rPr>
     </w:pPr>
   </w:p>
@@ -3065,7 +2623,7 @@
     </w:pPr>
     <w:r>
       <w:rPr>
-        <w:rFonts w:ascii="굴림체" w:hAnsi="굴림체"/>
+        <w:rFonts w:ascii="GulimChe" w:hAnsi="GulimChe"/>
         <w:noProof/>
       </w:rPr>
       <mc:AlternateContent>
@@ -3274,7 +2832,7 @@
         <w:ind w:left="465" w:hanging="360"/>
       </w:pPr>
       <w:rPr>
-        <w:rFonts w:ascii="돋움" w:eastAsia="돋움" w:hAnsi="돋움" w:cs="바탕" w:hint="eastAsia"/>
+        <w:rFonts w:ascii="Dotum" w:eastAsia="Dotum" w:hAnsi="Dotum" w:cs="Batang" w:hint="eastAsia"/>
         <w:b w:val="0"/>
       </w:rPr>
     </w:lvl>
@@ -3388,7 +2946,7 @@
         <w:ind w:left="560" w:hanging="360"/>
       </w:pPr>
       <w:rPr>
-        <w:rFonts w:ascii="굴림체" w:eastAsia="굴림체" w:hAnsi="굴림체" w:cs="Times New Roman" w:hint="eastAsia"/>
+        <w:rFonts w:ascii="GulimChe" w:eastAsia="GulimChe" w:hAnsi="GulimChe" w:cs="Times New Roman" w:hint="eastAsia"/>
       </w:rPr>
     </w:lvl>
     <w:lvl w:ilvl="1" w:tplc="04090003" w:tentative="1">
@@ -3501,7 +3059,7 @@
         <w:ind w:left="354" w:hanging="360"/>
       </w:pPr>
       <w:rPr>
-        <w:rFonts w:ascii="굴림체" w:eastAsia="굴림체" w:hAnsi="굴림체" w:cs="바탕" w:hint="eastAsia"/>
+        <w:rFonts w:ascii="GulimChe" w:eastAsia="GulimChe" w:hAnsi="GulimChe" w:cs="Batang" w:hint="eastAsia"/>
       </w:rPr>
     </w:lvl>
     <w:lvl w:ilvl="1" w:tplc="04090003" w:tentative="1">
@@ -3614,7 +3172,7 @@
         <w:ind w:left="560" w:hanging="360"/>
       </w:pPr>
       <w:rPr>
-        <w:rFonts w:ascii="굴림체" w:eastAsia="굴림체" w:hAnsi="굴림체" w:cs="바탕" w:hint="eastAsia"/>
+        <w:rFonts w:ascii="GulimChe" w:eastAsia="GulimChe" w:hAnsi="GulimChe" w:cs="Batang" w:hint="eastAsia"/>
       </w:rPr>
     </w:lvl>
     <w:lvl w:ilvl="1" w:tplc="04090003" w:tentative="1">
@@ -4138,7 +3696,7 @@
       <w:jc w:val="both"/>
     </w:pPr>
     <w:rPr>
-      <w:rFonts w:ascii="Times New Roman" w:eastAsia="바탕체" w:hAnsi="Times New Roman" w:cs="Times New Roman"/>
+      <w:rFonts w:ascii="Times New Roman" w:eastAsia="BatangChe" w:hAnsi="Times New Roman" w:cs="Times New Roman"/>
       <w:kern w:val="2"/>
       <w:sz w:val="20"/>
       <w:szCs w:val="20"/>
@@ -4157,7 +3715,7 @@
       <w:outlineLvl w:val="0"/>
     </w:pPr>
     <w:rPr>
-      <w:rFonts w:ascii="맑은 고딕" w:eastAsia="맑은 고딕" w:hAnsi="맑은 고딕"/>
+      <w:rFonts w:ascii="Malgun Gothic" w:eastAsia="Malgun Gothic" w:hAnsi="Malgun Gothic"/>
       <w:sz w:val="28"/>
       <w:szCs w:val="28"/>
     </w:rPr>
@@ -4190,6 +3748,7 @@
   <w:style w:type="character" w:default="1" w:styleId="a0">
     <w:name w:val="Default Paragraph Font"/>
     <w:uiPriority w:val="1"/>
+    <w:semiHidden/>
     <w:unhideWhenUsed/>
   </w:style>
   <w:style w:type="table" w:default="1" w:styleId="a1">
@@ -4259,7 +3818,7 @@
       <w:jc w:val="both"/>
     </w:pPr>
     <w:rPr>
-      <w:rFonts w:ascii="바탕" w:eastAsia="바탕" w:hAnsi="Times New Roman" w:cs="바탕"/>
+      <w:rFonts w:ascii="Batang" w:eastAsia="Batang" w:hAnsi="Times New Roman" w:cs="Batang"/>
       <w:color w:val="000000"/>
     </w:rPr>
   </w:style>
@@ -4285,7 +3844,7 @@
     <w:link w:val="a4"/>
     <w:rsid w:val="00733C81"/>
     <w:rPr>
-      <w:rFonts w:ascii="Times New Roman" w:eastAsia="바탕체" w:hAnsi="Times New Roman" w:cs="Times New Roman"/>
+      <w:rFonts w:ascii="Times New Roman" w:eastAsia="BatangChe" w:hAnsi="Times New Roman" w:cs="Times New Roman"/>
       <w:kern w:val="2"/>
       <w:sz w:val="20"/>
       <w:szCs w:val="20"/>
@@ -4310,7 +3869,7 @@
     <w:link w:val="a5"/>
     <w:rsid w:val="00733C81"/>
     <w:rPr>
-      <w:rFonts w:ascii="Times New Roman" w:eastAsia="바탕체" w:hAnsi="Times New Roman" w:cs="Times New Roman"/>
+      <w:rFonts w:ascii="Times New Roman" w:eastAsia="BatangChe" w:hAnsi="Times New Roman" w:cs="Times New Roman"/>
       <w:kern w:val="2"/>
       <w:sz w:val="20"/>
       <w:szCs w:val="20"/>
@@ -4323,7 +3882,7 @@
     <w:uiPriority w:val="9"/>
     <w:rsid w:val="0075478A"/>
     <w:rPr>
-      <w:rFonts w:ascii="맑은 고딕" w:eastAsia="맑은 고딕" w:hAnsi="맑은 고딕" w:cs="Times New Roman"/>
+      <w:rFonts w:ascii="Malgun Gothic" w:eastAsia="Malgun Gothic" w:hAnsi="Malgun Gothic" w:cs="Times New Roman"/>
       <w:kern w:val="2"/>
       <w:sz w:val="28"/>
       <w:szCs w:val="28"/>
@@ -4375,7 +3934,7 @@
       <w:jc w:val="both"/>
     </w:pPr>
     <w:rPr>
-      <w:rFonts w:ascii="바탕" w:eastAsia="바탕" w:hAnsi="Times New Roman" w:cs="Times New Roman"/>
+      <w:rFonts w:ascii="Batang" w:eastAsia="Batang" w:hAnsi="Times New Roman" w:cs="Times New Roman"/>
       <w:color w:val="000000"/>
       <w:sz w:val="20"/>
       <w:szCs w:val="20"/>
@@ -4390,7 +3949,7 @@
       <w:spacing w:after="0" w:line="240" w:lineRule="auto"/>
     </w:pPr>
     <w:rPr>
-      <w:rFonts w:ascii="Times New Roman" w:eastAsia="바탕체" w:hAnsi="Times New Roman" w:cs="Times New Roman"/>
+      <w:rFonts w:ascii="Times New Roman" w:eastAsia="BatangChe" w:hAnsi="Times New Roman" w:cs="Times New Roman"/>
       <w:sz w:val="20"/>
       <w:szCs w:val="20"/>
     </w:rPr>
@@ -4458,7 +4017,7 @@
       <w:jc w:val="both"/>
     </w:pPr>
     <w:rPr>
-      <w:rFonts w:ascii="바탕" w:eastAsia="바탕" w:hAnsi="Times New Roman" w:cs="바탕"/>
+      <w:rFonts w:ascii="Batang" w:eastAsia="Batang" w:hAnsi="Times New Roman" w:cs="Batang"/>
       <w:color w:val="000000"/>
     </w:rPr>
   </w:style>
@@ -4474,7 +4033,7 @@
       <w:jc w:val="left"/>
     </w:pPr>
     <w:rPr>
-      <w:rFonts w:ascii="바탕" w:eastAsia="바탕" w:hAnsi="바탕"/>
+      <w:rFonts w:ascii="Batang" w:eastAsia="Batang" w:hAnsi="Batang"/>
       <w:kern w:val="0"/>
       <w:sz w:val="24"/>
       <w:szCs w:val="24"/>
@@ -4527,7 +4086,7 @@
       <w:jc w:val="both"/>
     </w:pPr>
     <w:rPr>
-      <w:rFonts w:ascii="바탕" w:eastAsia="바탕" w:hAnsi="Times New Roman" w:cs="바탕"/>
+      <w:rFonts w:ascii="Batang" w:eastAsia="Batang" w:hAnsi="Times New Roman" w:cs="Batang"/>
       <w:color w:val="000000"/>
     </w:rPr>
   </w:style>

--- a/docs/procedure/template/UL-QP-18-05(01) 자체점검표.docx
+++ b/docs/procedure/template/UL-QP-18-05(01) 자체점검표.docx
@@ -2109,118 +2109,11 @@
     </w:tbl>
     <w:p>
       <w:pPr>
-        <w:pStyle w:val="20"/>
-        <w:wordWrap/>
-        <w:spacing w:before="0" w:line="240" w:lineRule="exact"/>
-        <w:ind w:left="398" w:hangingChars="181" w:hanging="398"/>
         <w:rPr>
-          <w:rFonts w:ascii="GulimChe" w:eastAsia="GulimChe" w:hAnsi="GulimChe"/>
-          <w:strike/>
-          <w:color w:val="auto"/>
-          <w:szCs w:val="24"/>
+          <w:rFonts w:hint="eastAsia"/>
         </w:rPr>
       </w:pPr>
     </w:p>
-    <w:p/>
-    <w:p/>
-    <w:p/>
-    <w:p/>
-    <w:p/>
-    <w:p/>
-    <w:p>
-      <w:pPr>
-        <w:pStyle w:val="20"/>
-        <w:numPr>
-          <w:ilvl w:val="0"/>
-          <w:numId w:val="5"/>
-        </w:numPr>
-        <w:wordWrap/>
-        <w:spacing w:before="0" w:line="240" w:lineRule="exact"/>
-        <w:rPr>
-          <w:rFonts w:ascii="GulimChe" w:eastAsia="GulimChe" w:hAnsi="GulimChe"/>
-          <w:color w:val="auto"/>
-          <w:szCs w:val="24"/>
-        </w:rPr>
-      </w:pPr>
-      <w:r>
-        <w:rPr>
-          <w:rFonts w:ascii="GulimChe" w:eastAsia="GulimChe" w:hAnsi="GulimChe" w:hint="eastAsia"/>
-          <w:color w:val="auto"/>
-          <w:szCs w:val="24"/>
-        </w:rPr>
-        <w:lastRenderedPageBreak/>
-        <w:t>외관 사진</w:t>
-      </w:r>
-    </w:p>
-    <w:p>
-      <w:pPr>
-        <w:pStyle w:val="20"/>
-        <w:wordWrap/>
-        <w:spacing w:before="0" w:line="240" w:lineRule="exact"/>
-        <w:ind w:left="1160" w:firstLine="0"/>
-        <w:rPr>
-          <w:rFonts w:ascii="GulimChe" w:eastAsia="GulimChe" w:hAnsi="GulimChe"/>
-          <w:color w:val="auto"/>
-          <w:szCs w:val="24"/>
-        </w:rPr>
-      </w:pPr>
-    </w:p>
-    <w:p>
-      <w:pPr>
-        <w:ind w:left="400"/>
-        <w:jc w:val="center"/>
-        <w:rPr>
-          <w:rFonts w:ascii="GulimChe" w:eastAsia="GulimChe" w:hAnsi="GulimChe"/>
-        </w:rPr>
-      </w:pPr>
-    </w:p>
-    <w:p>
-      <w:pPr>
-        <w:ind w:left="400"/>
-        <w:jc w:val="center"/>
-        <w:rPr>
-          <w:rFonts w:ascii="GulimChe" w:eastAsia="GulimChe" w:hAnsi="GulimChe"/>
-        </w:rPr>
-      </w:pPr>
-    </w:p>
-    <w:p>
-      <w:pPr>
-        <w:ind w:left="400"/>
-        <w:jc w:val="center"/>
-        <w:rPr>
-          <w:rFonts w:ascii="GulimChe" w:eastAsia="GulimChe" w:hAnsi="GulimChe"/>
-        </w:rPr>
-      </w:pPr>
-    </w:p>
-    <w:p>
-      <w:pPr>
-        <w:rPr>
-          <w:rFonts w:ascii="GulimChe" w:eastAsia="GulimChe" w:hAnsi="GulimChe"/>
-        </w:rPr>
-      </w:pPr>
-    </w:p>
-    <w:p>
-      <w:pPr>
-        <w:rPr>
-          <w:rFonts w:ascii="GulimChe" w:eastAsia="GulimChe" w:hAnsi="GulimChe"/>
-        </w:rPr>
-      </w:pPr>
-    </w:p>
-    <w:p>
-      <w:pPr>
-        <w:rPr>
-          <w:rFonts w:ascii="GulimChe" w:eastAsia="GulimChe" w:hAnsi="GulimChe"/>
-        </w:rPr>
-      </w:pPr>
-    </w:p>
-    <w:p>
-      <w:pPr>
-        <w:rPr>
-          <w:rFonts w:ascii="GulimChe" w:eastAsia="GulimChe" w:hAnsi="GulimChe"/>
-        </w:rPr>
-      </w:pPr>
-    </w:p>
-    <w:p/>
     <w:sectPr>
       <w:headerReference w:type="default" r:id="rId8"/>
       <w:footerReference w:type="default" r:id="rId9"/>
